--- a/exercisemenu-batch2/out/04-seated-cable-row.docx
+++ b/exercisemenu-batch2/out/04-seated-cable-row.docx
@@ -1522,7 +1522,7 @@
           </w:tcPr>
           <w:p>
             <w:r>
-              <w:t>Avoid a Backward Lean: ACE advises avoiding any backward lean during the pull to reduce stress on the lower back.</w:t>
+              <w:t>Avoid a Backward Lean: ACE's seated row instructions advise avoiding any backward lean during the pull to reduce stress on the lower back.</w:t>
             </w:r>
           </w:p>
         </w:tc>
@@ -1574,7 +1574,7 @@
           </w:tcPr>
           <w:p>
             <w:r>
-              <w:t>Use the Stretch: Letting your shoulders reach forward at the start, with a flat back, trains the back through a fuller range.</w:t>
+              <w:t>Choose Your Start Position: The demonstration lets the shoulders reach forward at the start for a longer range. Some coaches prefer staying upright with the shoulders back the whole time. Both are used; keep your lower back flat either way.</w:t>
             </w:r>
           </w:p>
         </w:tc>
@@ -1600,7 +1600,7 @@
           </w:tcPr>
           <w:p>
             <w:r>
-              <w:t>Try Other Handles: A wide bar shifts more work to the upper back; a V-bar keeps the elbows close and the lats working.</w:t>
+              <w:t>Keep the Same Handle: Changing from a V-bar to a wide bar or rope changes your grip and elbow path, so use the same handle when you track progress.</w:t>
             </w:r>
           </w:p>
         </w:tc>
@@ -2004,7 +2004,7 @@
           </w:tcPr>
           <w:p>
             <w:r>
-              <w:t>American Council on Exercise (ACE). Seated Row — Exercise Library.</w:t>
+              <w:t>American Council on Exercise (ACE). Seated Row (machine) — Exercise Library.</w:t>
             </w:r>
           </w:p>
         </w:tc>
@@ -2103,7 +2103,7 @@
           </w:tcPr>
           <w:p>
             <w:r>
-              <w:t>A small lean from the hips with a flat back is fine and lets your shoulders reach forward. Sit upright as you pull; don't lean back past vertical.</w:t>
+              <w:t>It is optional. A small lean from the hips with a flat back lets your shoulders reach forward, as in the demonstration. Sit upright as you pull and don't lean back past vertical.</w:t>
             </w:r>
           </w:p>
         </w:tc>
@@ -2207,7 +2207,7 @@
           </w:tcPr>
           <w:p>
             <w:r>
-              <w:t>Both train the back. A V-bar keeps your elbows close to your sides; a wide bar spreads your elbows and works the upper back more.</w:t>
+              <w:t>Both train the back. A V-bar keeps your elbows close to your sides, while a wide bar lets your elbows move out away from your body.</w:t>
             </w:r>
           </w:p>
         </w:tc>
@@ -2311,7 +2311,7 @@
           </w:tcPr>
           <w:p>
             <w:r>
-              <w:t>Usually from rounding your lower back or leaning far back to move the weight. Lower the weight and keep your back flat.</w:t>
+              <w:t>Common causes are rounding your lower back or leaning far back to move the weight. Lower the weight and keep your back flat.</w:t>
             </w:r>
           </w:p>
         </w:tc>
